--- a/Assets/Document/云熹约定项目文档/10.结局/1.常规结局/不被定义的自由（闺蜜事件全收集）.docx
+++ b/Assets/Document/云熹约定项目文档/10.结局/1.常规结局/不被定义的自由（闺蜜事件全收集）.docx
@@ -10,6 +10,7 @@
           <w:rFonts w:hint="eastAsia"/>
         </w:rPr>
       </w:pPr>
+      <w:bookmarkStart w:id="0" w:name="_GoBack"/>
       <w:r>
         <w:rPr>
           <w:rFonts w:hint="eastAsia"/>
@@ -56,8 +57,6 @@
         </w:rPr>
         <w:t>未解锁任何男主事件</w:t>
       </w:r>
-      <w:bookmarkStart w:id="0" w:name="_GoBack"/>
-      <w:bookmarkEnd w:id="0"/>
     </w:p>
     <w:p>
       <w:pPr>
@@ -458,7 +457,7 @@
           <w:szCs w:val="28"/>
           <w:lang w:val="en-US" w:eastAsia="zh-CN"/>
         </w:rPr>
-        <w:t>||</w:t>
+        <w:t>||0000</w:t>
       </w:r>
     </w:p>
     <w:p>
@@ -3723,6 +3722,7 @@
         <w:t>||</w:t>
       </w:r>
     </w:p>
+    <w:bookmarkEnd w:id="0"/>
     <w:sectPr>
       <w:pgSz w:w="11906" w:h="16838"/>
       <w:pgMar w:top="1440" w:right="1800" w:bottom="1440" w:left="1800" w:header="851" w:footer="992" w:gutter="0"/>
